--- a/docs/개선루프_아키텍처_2026-06-21.docx
+++ b/docs/개선루프_아키텍처_2026-06-21.docx
@@ -648,7 +648,7 @@
                 <w:sz w:val="15"/>
                 <w:szCs w:val="15"/>
               </w:rPr>
-              <w:t xml:space="preserve">ANANTA / wraith (내부·국내)</w:t>
+              <w:t xml:space="preserve">ANANTA (내부·국내)</w:t>
             </w:r>
           </w:p>
         </w:tc>
@@ -679,7 +679,7 @@
                 <w:sz w:val="15"/>
                 <w:szCs w:val="15"/>
               </w:rPr>
-              <w:t xml:space="preserve">Phoenix 대체</w:t>
+              <w:t xml:space="preserve">Arize 대체</w:t>
             </w:r>
           </w:p>
         </w:tc>
@@ -2876,7 +2876,7 @@
           <w:sz w:val="18"/>
           <w:szCs w:val="18"/>
         </w:rPr>
-        <w:t xml:space="preserve">• 이미: rag_gap_analysis(거절수요)·review_queue·감사 필드·골든셋. • 신규: feedback-ontology.ttl·비식별 이벤트 파이프라인·PostHog(self-hosted)·ANANTA/wraith 연동.</w:t>
+        <w:t xml:space="preserve">• 이미: rag_gap_analysis(거절수요)·review_queue·감사 필드·골든셋. • 신규: feedback-ontology.ttl·비식별 이벤트 파이프라인·PostHog(self-hosted)·ANANTA 연동.</w:t>
       </w:r>
     </w:p>
     <w:sectPr>

--- a/docs/개선루프_아키텍처_2026-06-21.docx
+++ b/docs/개선루프_아키텍처_2026-06-21.docx
@@ -390,7 +390,7 @@
                 <w:sz w:val="15"/>
                 <w:szCs w:val="15"/>
               </w:rPr>
-              <w:t xml:space="preserve">PostHog (self-hosted)</w:t>
+              <w:t xml:space="preserve">이벤트 테이블(우리 DB) + BI(Metabase/Grafana)</w:t>
             </w:r>
           </w:p>
         </w:tc>
@@ -421,7 +421,7 @@
                 <w:sz w:val="15"/>
                 <w:szCs w:val="15"/>
               </w:rPr>
-              <w:t xml:space="preserve">✅ 핵심 적합</w:t>
+              <w:t xml:space="preserve">기본</w:t>
             </w:r>
           </w:p>
         </w:tc>
@@ -708,7 +708,7 @@
           <w:b/>
           <w:bCs/>
         </w:rPr>
-        <w:t xml:space="preserve">2. PostHog 도입 단서 (의료라서)</w:t>
+        <w:t xml:space="preserve">2. 도구는 선택 — 데이터는 우리 DB에</w:t>
       </w:r>
     </w:p>
     <w:p>
@@ -719,7 +719,7 @@
         <w:rPr>
           <w:rFonts w:ascii="Malgun Gothic" w:cs="Malgun Gothic" w:eastAsia="Malgun Gothic" w:hAnsi="Malgun Gothic"/>
         </w:rPr>
-        <w:t xml:space="preserve">• 반드시 self-hosted(오픈소스) — Cloud는 미국 호스팅이라 ‘국외이전+이벤트에 건강정보’ 시 경계선 설계와 충돌. 자체 호스팅으로 국내 저장.</w:t>
+        <w:t xml:space="preserve">• 데이터는 우리 DB(rag_queries 감사 확장)에 둔다 — 외부 시스템 0·국외이전 0. 대시보드는 Metabase/Grafana로 우리 DB 위에서.</w:t>
       </w:r>
     </w:p>
     <w:p>
@@ -730,7 +730,7 @@
         <w:rPr>
           <w:rFonts w:ascii="Malgun Gothic" w:cs="Malgun Gothic" w:eastAsia="Malgun Gothic" w:hAnsi="Malgun Gothic"/>
         </w:rPr>
-        <w:t xml:space="preserve">• 비식별 이벤트만 — 라벨·카운트·불리언만. 질의 텍스트·원시 수치·진단명·PII는 절대 미전송(아래 §3).</w:t>
+        <w:t xml:space="preserve">• A/B는 프롬프트 버전 플래그 + 골든셋·ANANTA로 측정. PostHog(self-hosted·비식별)는 성장팀·세션리플레이·대량 실험이 필요할 때 선택적 추가(지금 불필요).</w:t>
       </w:r>
     </w:p>
     <w:p>
@@ -743,7 +743,7 @@
           <w:b/>
           <w:bCs/>
         </w:rPr>
-        <w:t xml:space="preserve">3. 비식별 이벤트 스키마 (PostHog로 보낼 안전 이벤트)</w:t>
+        <w:t xml:space="preserve">3. 비식별 이벤트 스키마 (우리 DB 이벤트 테이블에 기록)</w:t>
       </w:r>
     </w:p>
     <w:tbl>
@@ -2499,7 +2499,7 @@
                 <w:sz w:val="15"/>
                 <w:szCs w:val="15"/>
               </w:rPr>
-              <w:t xml:space="preserve">PostHog엔 비식별 이벤트만 · 질의텍스트·원시수치·진단명·PII 금지 · self-hosted(국외이전 0)</w:t>
+              <w:t xml:space="preserve">이벤트는 우리 DB(국내)에 비식별만 · 질의텍스트·원시수치·진단명·PII 금지 · 외부 BI/도구는 선택</w:t>
             </w:r>
           </w:p>
         </w:tc>
@@ -2876,7 +2876,7 @@
           <w:sz w:val="18"/>
           <w:szCs w:val="18"/>
         </w:rPr>
-        <w:t xml:space="preserve">• 이미: rag_gap_analysis(거절수요)·review_queue·감사 필드·골든셋. • 신규: feedback-ontology.ttl·비식별 이벤트 파이프라인·PostHog(self-hosted)·ANANTA 연동.</w:t>
+        <w:t xml:space="preserve">• 이미: rag_gap_analysis(거절수요)·review_queue·감사 필드·골든셋. • 신규: feedback-ontology.ttl·이벤트 테이블 확장·BI(Metabase/Grafana)·ANANTA(PostHog는 선택).</w:t>
       </w:r>
     </w:p>
     <w:sectPr>

--- a/docs/개선루프_아키텍처_2026-06-21.docx
+++ b/docs/개선루프_아키텍처_2026-06-21.docx
@@ -390,7 +390,7 @@
                 <w:sz w:val="15"/>
                 <w:szCs w:val="15"/>
               </w:rPr>
-              <w:t xml:space="preserve">이벤트 테이블(우리 DB) + BI(Metabase/Grafana)</w:t>
+              <w:t xml:space="preserve">이벤트 스토어(Postgres) + BI(Metabase/Grafana)</w:t>
             </w:r>
           </w:p>
         </w:tc>
@@ -519,7 +519,7 @@
                 <w:sz w:val="15"/>
                 <w:szCs w:val="15"/>
               </w:rPr>
-              <w:t xml:space="preserve">우리 LLM 파이프라인 + Feedback 온톨로지</w:t>
+              <w:t xml:space="preserve">내부 LLM 파이프라인 + Feedback 온톨로지</w:t>
             </w:r>
           </w:p>
         </w:tc>
@@ -550,7 +550,7 @@
                 <w:sz w:val="15"/>
                 <w:szCs w:val="15"/>
               </w:rPr>
-              <w:t xml:space="preserve">우리가 직접</w:t>
+              <w:t xml:space="preserve">자체 구축</w:t>
             </w:r>
           </w:p>
         </w:tc>
@@ -586,7 +586,7 @@
                 <w:sz w:val="15"/>
                 <w:szCs w:val="15"/>
               </w:rPr>
-              <w:t xml:space="preserve">C. LLM 품질·관측</w:t>
+              <w:t xml:space="preserve">C. 품질·평가</w:t>
             </w:r>
           </w:p>
         </w:tc>
@@ -648,7 +648,7 @@
                 <w:sz w:val="15"/>
                 <w:szCs w:val="15"/>
               </w:rPr>
-              <w:t xml:space="preserve">ANANTA (내부·국내)</w:t>
+              <w:t xml:space="preserve">내부 품질·평가(골든셋·judge)</w:t>
             </w:r>
           </w:p>
         </w:tc>
@@ -679,7 +679,7 @@
                 <w:sz w:val="15"/>
                 <w:szCs w:val="15"/>
               </w:rPr>
-              <w:t xml:space="preserve">Arize 대체</w:t>
+              <w:t xml:space="preserve">자체 구축</w:t>
             </w:r>
           </w:p>
         </w:tc>
@@ -695,7 +695,7 @@
           <w:b/>
           <w:bCs/>
         </w:rPr>
-        <w:t xml:space="preserve">PostHog 하나로 B·C를 대신할 수 없음. PostHog는 행동(A)용.</w:t>
+        <w:t xml:space="preserve">한 도구로 B·C를 대신할 수 없음 — 행동·피드백·품질은 데이터·방법이 다름.</w:t>
       </w:r>
     </w:p>
     <w:p>
@@ -708,7 +708,7 @@
           <w:b/>
           <w:bCs/>
         </w:rPr>
-        <w:t xml:space="preserve">2. 도구는 선택 — 데이터는 우리 DB에</w:t>
+        <w:t xml:space="preserve">2. 도구는 선택 — 데이터는 이벤트 스토어에</w:t>
       </w:r>
     </w:p>
     <w:p>
@@ -719,7 +719,7 @@
         <w:rPr>
           <w:rFonts w:ascii="Malgun Gothic" w:cs="Malgun Gothic" w:eastAsia="Malgun Gothic" w:hAnsi="Malgun Gothic"/>
         </w:rPr>
-        <w:t xml:space="preserve">• 데이터는 우리 DB(rag_queries 감사 확장)에 둔다 — 외부 시스템 0·국외이전 0. 대시보드는 Metabase/Grafana로 우리 DB 위에서.</w:t>
+        <w:t xml:space="preserve">• 데이터는 이벤트 스토어(rag_queries 감사 확장)에 둔다 — 외부 시스템 0·국외이전 0. 대시보드는 Metabase/Grafana로 이벤트 스토어 위에서.</w:t>
       </w:r>
     </w:p>
     <w:p>
@@ -730,7 +730,7 @@
         <w:rPr>
           <w:rFonts w:ascii="Malgun Gothic" w:cs="Malgun Gothic" w:eastAsia="Malgun Gothic" w:hAnsi="Malgun Gothic"/>
         </w:rPr>
-        <w:t xml:space="preserve">• A/B는 프롬프트 버전 플래그 + 골든셋·ANANTA로 측정. PostHog(self-hosted·비식별)는 성장팀·세션리플레이·대량 실험이 필요할 때 선택적 추가(지금 불필요).</w:t>
+        <w:t xml:space="preserve">• A/B는 프롬프트 버전 플래그 + 골든셋·품질평가로 측정. PostHog(self-hosted·비식별)는 성장팀·세션리플레이·대량 실험이 필요할 때 선택적 추가(지금 불필요).</w:t>
       </w:r>
     </w:p>
     <w:p>
@@ -743,7 +743,7 @@
           <w:b/>
           <w:bCs/>
         </w:rPr>
-        <w:t xml:space="preserve">3. 비식별 이벤트 스키마 (우리 DB 이벤트 테이블에 기록)</w:t>
+        <w:t xml:space="preserve">3. 비식별 이벤트 스키마 (이벤트 스토어에 기록)</w:t>
       </w:r>
     </w:p>
     <w:tbl>
@@ -2499,7 +2499,7 @@
                 <w:sz w:val="15"/>
                 <w:szCs w:val="15"/>
               </w:rPr>
-              <w:t xml:space="preserve">이벤트는 우리 DB(국내)에 비식별만 · 질의텍스트·원시수치·진단명·PII 금지 · 외부 BI/도구는 선택</w:t>
+              <w:t xml:space="preserve">이벤트는 이벤트 스토어(국내)에 비식별만 · 질의텍스트·원시수치·진단명·PII 금지 · 외부 BI/도구는 선택</w:t>
             </w:r>
           </w:p>
         </w:tc>
@@ -2876,7 +2876,7 @@
           <w:sz w:val="18"/>
           <w:szCs w:val="18"/>
         </w:rPr>
-        <w:t xml:space="preserve">• 이미: rag_gap_analysis(거절수요)·review_queue·감사 필드·골든셋. • 신규: feedback-ontology.ttl·이벤트 테이블 확장·BI(Metabase/Grafana)·ANANTA(PostHog는 선택).</w:t>
+        <w:t xml:space="preserve">• 이미: rag_gap_analysis(거절수요)·review_queue·감사 필드·골든셋. • 신규: feedback-ontology.ttl·이벤트 스토어 확장·BI(Metabase/Grafana)·품질평가(골든셋·judge). PostHog는 선택.</w:t>
       </w:r>
     </w:p>
     <w:sectPr>
